--- a/Modeling/CH2/6차/CH2_분석보고서_6차.docx
+++ b/Modeling/CH2/6차/CH2_분석보고서_6차.docx
@@ -123,7 +123,7 @@
           <w:b/>
           <w:bCs/>
         </w:rPr>
-        <w:t xml:space="preserve">면적통제 후 Y와의 상관을 재검증한 결과 0.19(구버전) → 0.0008(최종판)로 사실상 소멸</w:t>
+        <w:t xml:space="preserve">면적통제 후 Y와의 상관을 재검증한 결과 0.19(구버전) → 0.01 내외(최종판; 2026-07-31 원본 model1_final.py 확보 후 재검증 결과 0.0008에서 정정)로 사실상 소멸</w:t>
       </w:r>
       <w:commentRangeEnd w:id="0"/>
       <w:r>
@@ -662,7 +662,7 @@
                 <w:b/>
                 <w:bCs/>
               </w:rPr>
-              <w:t xml:space="preserve">최종보정4에서 원자료 재계산 후 면적통제 상관 0.19→0.0008로 소멸</w:t>
+              <w:t xml:space="preserve">최종보정4에서 원자료 재계산 후 면적통제 상관 0.19→0.01 내외로 소멸(2026-07-31 재검증, 0.0008에서 정정)</w:t>
             </w:r>
           </w:p>
         </w:tc>
@@ -5302,7 +5302,7 @@
         <w:t xml:space="preserve">도로소나무비율_500m의 원자료 재계산</w:t>
       </w:r>
       <w:r>
-        <w:t xml:space="preserve">으로 면적통제 후 Y와의 상관이 0.19→0.0008로 소멸했음을 확인, 인위적확산 도메인에서 최종 제외했다 — SPI3(개념적 결함)·평균풍속(교란효과)에 이어 세 번째로 “직관적 중요변수처럼 보였으나 엄밀 재검증에서 탈락”한 사례다.</w:t>
+        <w:t xml:space="preserve">으로 면적통제 후 Y와의 상관이 0.19→0.01 내외로 소멸했음을 확인(2026-07-31 원본 스크립트 재검증 후 0.0008에서 정정), 인위적확산 도메인에서 최종 제외했다 — SPI3(개념적 결함)·평균풍속(교란효과)에 이어 세 번째로 “직관적 중요변수처럼 보였으나 엄밀 재검증에서 탈락”한 사례다.</w:t>
       </w:r>
     </w:p>
     <w:p>
@@ -5929,7 +5929,7 @@
           <w:sz w:val="20"/>
           <w:szCs w:val="20"/>
         </w:rPr>
-        <w:t xml:space="preserve">미검증 수치: 원본 model1_final.py 스크립트를 찾지 못해 이 정확한 값(0.19→0.0008)을 독립 재현하지 못했습니다. 여러 차례 재구현 시도 결과 0.15~0.23(TierB) 및 0.01~0.06(TierA) 범위로 수렴했으나 소수점까지는 일치하지 않았습니다. 정성적 결론(TierA에서 신호 소멸)은 견고하게 재확인되었지만, 이 정밀 수치는 원본 스크립트 확보 후 재검증 권장.</w:t>
+        <w:t xml:space="preserve">[정정 완료, 2026-07-31] 원본 model1_final.py를 확보해 재검증함. 원본 주석에는 “0.0008”로 적혀 있었으나, 4개의 독립 계산(과거 시도·저장된 체크포인트 summary_TierA.json·비교표.txt·이번 재실행)이 전부 0.0008이 아니라 0.01~0.05대(대표값 0.0148)로 수렴 — 0.0008은 재현 불가해 폐기하고 본문 수치를 0.01 내외로 정정함. TierB의 “0.19”는 반대로 0.19~0.23대에서 반복 재현돼(대표값 0.2265) 신뢰 가능한 실측치로 유지.</w:t>
       </w:r>
     </w:p>
   </w:comment>
@@ -5938,7 +5938,7 @@
 
 <file path=word/commentsExtended.xml><?xml version="1.0" encoding="utf-8"?>
 <w15:commentsEx xmlns:wpc="http://schemas.microsoft.com/office/word/2010/wordprocessingCanvas" xmlns:cx="http://schemas.microsoft.com/office/drawing/2014/chartex" xmlns:cx1="http://schemas.microsoft.com/office/drawing/2015/9/8/chartex" xmlns:cx2="http://schemas.microsoft.com/office/drawing/2015/10/21/chartex" xmlns:cx3="http://schemas.microsoft.com/office/drawing/2016/5/9/chartex" xmlns:cx4="http://schemas.microsoft.com/office/drawing/2016/5/10/chartex" xmlns:cx5="http://schemas.microsoft.com/office/drawing/2016/5/11/chartex" xmlns:cx6="http://schemas.microsoft.com/office/drawing/2016/5/12/chartex" xmlns:cx7="http://schemas.microsoft.com/office/drawing/2016/5/13/chartex" xmlns:cx8="http://schemas.microsoft.com/office/drawing/2016/5/14/chartex" xmlns:mc="http://schemas.openxmlformats.org/markup-compatibility/2006" xmlns:aink="http://schemas.microsoft.com/office/drawing/2016/ink" xmlns:am3d="http://schemas.microsoft.com/office/drawing/2017/model3d" xmlns:o="urn:schemas-microsoft-com:office:office" xmlns:oel="http://schemas.microsoft.com/office/2019/extlst" xmlns:r="http://schemas.openxmlformats.org/officeDocument/2006/relationships" xmlns:m="http://schemas.openxmlformats.org/officeDocument/2006/math" xmlns:v="urn:schemas-microsoft-com:vml" xmlns:wp14="http://schemas.microsoft.com/office/word/2010/wordprocessingDrawing" xmlns:wp="http://schemas.openxmlformats.org/drawingml/2006/wordprocessingDrawing" xmlns:w10="urn:schemas-microsoft-com:office:word" xmlns:w="http://schemas.openxmlformats.org/wordprocessingml/2006/main" xmlns:w14="http://schemas.microsoft.com/office/word/2010/wordml" xmlns:w15="http://schemas.microsoft.com/office/word/2012/wordml" xmlns:w16cex="http://schemas.microsoft.com/office/word/2018/wordml/cex" xmlns:w16cid="http://schemas.microsoft.com/office/word/2016/wordml/cid" xmlns:w16="http://schemas.microsoft.com/office/word/2018/wordml" xmlns:w16du="http://schemas.microsoft.com/office/word/2023/wordml/word16du" xmlns:w16sdtdh="http://schemas.microsoft.com/office/word/2020/wordml/sdtdatahash" xmlns:w16sdtfl="http://schemas.microsoft.com/office/word/2024/wordml/sdtformatlock" xmlns:w16se="http://schemas.microsoft.com/office/word/2015/wordml/symex" xmlns:wpg="http://schemas.microsoft.com/office/word/2010/wordprocessingGroup" xmlns:wpi="http://schemas.microsoft.com/office/word/2010/wordprocessingInk" xmlns:wne="http://schemas.microsoft.com/office/word/2006/wordml" xmlns:wps="http://schemas.microsoft.com/office/word/2010/wordprocessingShape" mc:Ignorable="w14 w15 w16se w16cid w16 w16cex w16sdtdh w16sdtfl w16du wp14">
-  <w15:commentEx w15:paraId="1746A6E3" w15:done="0"/>
+  <w15:commentEx w15:paraId="1746A6E3" w15:done="1"/>
 </w15:commentsEx>
 </file>
 
